--- a/borradores-P.docx
+++ b/borradores-P.docx
@@ -4,7 +4,7 @@
   <w:body>
     <w:p>
       <w:r>
-        <w:t>DOCUMENTO DE PRUEBA</w:t>
+        <w:t>Primer archivo de word</w:t>
       </w:r>
     </w:p>
     <w:sectPr>

--- a/borradores-P.docx
+++ b/borradores-P.docx
@@ -278,136 +278,6 @@
           <w:lang w:val="es-MX"/>
         </w:rPr>
       </w:pPr>
-      <w:r>
-        <w:rPr>
-          <w:rFonts w:ascii="AppleSystemUIFont" w:hAnsi="AppleSystemUIFont" w:cs="AppleSystemUIFont"/>
-          <w:kern w:val="0"/>
-          <w:sz w:val="26"/>
-          <w:szCs w:val="26"/>
-          <w:lang w:val="es-MX"/>
-        </w:rPr>
-        <w:t>que de la proporción de las ballenas</w:t>
-      </w:r>
-    </w:p>
-    <w:p>
-      <w:pPr>
-        <w:autoSpaceDE w:val="0"/>
-        <w:autoSpaceDN w:val="0"/>
-        <w:adjustRightInd w:val="0"/>
-        <w:rPr>
-          <w:rFonts w:ascii="AppleSystemUIFont" w:hAnsi="AppleSystemUIFont" w:cs="AppleSystemUIFont"/>
-          <w:kern w:val="0"/>
-          <w:sz w:val="26"/>
-          <w:szCs w:val="26"/>
-          <w:lang w:val="es-MX"/>
-        </w:rPr>
-      </w:pPr>
-      <w:r>
-        <w:rPr>
-          <w:rFonts w:ascii="AppleSystemUIFont" w:hAnsi="AppleSystemUIFont" w:cs="AppleSystemUIFont"/>
-          <w:kern w:val="0"/>
-          <w:sz w:val="26"/>
-          <w:szCs w:val="26"/>
-          <w:lang w:val="es-MX"/>
-        </w:rPr>
-        <w:t>o de la historia reciente.</w:t>
-      </w:r>
-    </w:p>
-    <w:p>
-      <w:pPr>
-        <w:autoSpaceDE w:val="0"/>
-        <w:autoSpaceDN w:val="0"/>
-        <w:adjustRightInd w:val="0"/>
-        <w:rPr>
-          <w:rFonts w:ascii="AppleSystemUIFont" w:hAnsi="AppleSystemUIFont" w:cs="AppleSystemUIFont"/>
-          <w:kern w:val="0"/>
-          <w:sz w:val="26"/>
-          <w:szCs w:val="26"/>
-          <w:lang w:val="es-MX"/>
-        </w:rPr>
-      </w:pPr>
-      <w:r>
-        <w:rPr>
-          <w:rFonts w:ascii="AppleSystemUIFont" w:hAnsi="AppleSystemUIFont" w:cs="AppleSystemUIFont"/>
-          <w:kern w:val="0"/>
-          <w:sz w:val="26"/>
-          <w:szCs w:val="26"/>
-          <w:lang w:val="es-MX"/>
-        </w:rPr>
-        <w:t>A la distancia prudente de un adulto</w:t>
-      </w:r>
-    </w:p>
-    <w:p>
-      <w:pPr>
-        <w:autoSpaceDE w:val="0"/>
-        <w:autoSpaceDN w:val="0"/>
-        <w:adjustRightInd w:val="0"/>
-        <w:rPr>
-          <w:rFonts w:ascii="AppleSystemUIFont" w:hAnsi="AppleSystemUIFont" w:cs="AppleSystemUIFont"/>
-          <w:kern w:val="0"/>
-          <w:sz w:val="26"/>
-          <w:szCs w:val="26"/>
-          <w:lang w:val="es-MX"/>
-        </w:rPr>
-      </w:pPr>
-      <w:r>
-        <w:rPr>
-          <w:rFonts w:ascii="AppleSystemUIFont" w:hAnsi="AppleSystemUIFont" w:cs="AppleSystemUIFont"/>
-          <w:kern w:val="0"/>
-          <w:sz w:val="26"/>
-          <w:szCs w:val="26"/>
-          <w:lang w:val="es-MX"/>
-        </w:rPr>
-        <w:t>les escucho</w:t>
-      </w:r>
-    </w:p>
-    <w:p>
-      <w:pPr>
-        <w:autoSpaceDE w:val="0"/>
-        <w:autoSpaceDN w:val="0"/>
-        <w:adjustRightInd w:val="0"/>
-        <w:rPr>
-          <w:rFonts w:ascii="AppleSystemUIFont" w:hAnsi="AppleSystemUIFont" w:cs="AppleSystemUIFont"/>
-          <w:kern w:val="0"/>
-          <w:sz w:val="26"/>
-          <w:szCs w:val="26"/>
-          <w:lang w:val="es-MX"/>
-        </w:rPr>
-      </w:pPr>
-      <w:r>
-        <w:rPr>
-          <w:rFonts w:ascii="AppleSystemUIFont" w:hAnsi="AppleSystemUIFont" w:cs="AppleSystemUIFont"/>
-          <w:kern w:val="0"/>
-          <w:sz w:val="26"/>
-          <w:szCs w:val="26"/>
-          <w:lang w:val="es-MX"/>
-        </w:rPr>
-        <w:t>ahora discuten del 9/11 airadamente.  </w:t>
-      </w:r>
-    </w:p>
-    <w:p>
-      <w:pPr>
-        <w:autoSpaceDE w:val="0"/>
-        <w:autoSpaceDN w:val="0"/>
-        <w:adjustRightInd w:val="0"/>
-        <w:rPr>
-          <w:rFonts w:ascii="AppleSystemUIFont" w:hAnsi="AppleSystemUIFont" w:cs="AppleSystemUIFont"/>
-          <w:kern w:val="0"/>
-          <w:sz w:val="26"/>
-          <w:szCs w:val="26"/>
-          <w:lang w:val="es-MX"/>
-        </w:rPr>
-      </w:pPr>
-      <w:r>
-        <w:rPr>
-          <w:rFonts w:ascii="AppleSystemUIFont" w:hAnsi="AppleSystemUIFont" w:cs="AppleSystemUIFont"/>
-          <w:kern w:val="0"/>
-          <w:sz w:val="26"/>
-          <w:szCs w:val="26"/>
-          <w:lang w:val="es-MX"/>
-        </w:rPr>
-        <w:t> </w:t>
-      </w:r>
     </w:p>
     <w:p>
       <w:pPr>
@@ -986,7 +856,6 @@
           <w:szCs w:val="26"/>
           <w:lang w:val="es-MX"/>
         </w:rPr>
-        <w:lastRenderedPageBreak/>
         <w:t xml:space="preserve">(al pentágono le dicen  </w:t>
       </w:r>
       <w:r>
@@ -1915,7 +1784,6 @@
           <w:szCs w:val="26"/>
           <w:lang w:val="es-MX"/>
         </w:rPr>
-        <w:lastRenderedPageBreak/>
         <w:t>Sin rastro de la civilización que les dio forma,</w:t>
       </w:r>
     </w:p>
@@ -2812,7 +2680,6 @@
           <w:szCs w:val="26"/>
           <w:lang w:val="es-MX"/>
         </w:rPr>
-        <w:lastRenderedPageBreak/>
         <w:t>Todo parece resurgir de sus pataleos que quieren surcar </w:t>
       </w:r>
     </w:p>
@@ -2944,6 +2811,7 @@
           <w:szCs w:val="26"/>
           <w:lang w:val="es-MX"/>
         </w:rPr>
+        <w:lastRenderedPageBreak/>
         <w:t>el sentido último del oleaje y las arenas </w:t>
       </w:r>
     </w:p>
@@ -3696,127 +3564,127 @@
           <w:szCs w:val="26"/>
           <w:lang w:val="es-MX"/>
         </w:rPr>
+        <w:t>feroz cascada sobre piedras </w:t>
+      </w:r>
+    </w:p>
+    <w:p>
+      <w:pPr>
+        <w:autoSpaceDE w:val="0"/>
+        <w:autoSpaceDN w:val="0"/>
+        <w:adjustRightInd w:val="0"/>
+        <w:rPr>
+          <w:rFonts w:ascii="AppleSystemUIFont" w:hAnsi="AppleSystemUIFont" w:cs="AppleSystemUIFont"/>
+          <w:kern w:val="0"/>
+          <w:sz w:val="26"/>
+          <w:szCs w:val="26"/>
+          <w:lang w:val="es-MX"/>
+        </w:rPr>
+      </w:pPr>
+      <w:r>
+        <w:rPr>
+          <w:rFonts w:ascii="AppleSystemUIFont" w:hAnsi="AppleSystemUIFont" w:cs="AppleSystemUIFont"/>
+          <w:kern w:val="0"/>
+          <w:sz w:val="26"/>
+          <w:szCs w:val="26"/>
+          <w:lang w:val="es-MX"/>
+        </w:rPr>
+        <w:t>metrallas sobre la basura de las afueras </w:t>
+      </w:r>
+    </w:p>
+    <w:p>
+      <w:pPr>
+        <w:autoSpaceDE w:val="0"/>
+        <w:autoSpaceDN w:val="0"/>
+        <w:adjustRightInd w:val="0"/>
+        <w:rPr>
+          <w:rFonts w:ascii="AppleSystemUIFont" w:hAnsi="AppleSystemUIFont" w:cs="AppleSystemUIFont"/>
+          <w:kern w:val="0"/>
+          <w:sz w:val="26"/>
+          <w:szCs w:val="26"/>
+          <w:lang w:val="es-MX"/>
+        </w:rPr>
+      </w:pPr>
+      <w:r>
+        <w:rPr>
+          <w:rFonts w:ascii="AppleSystemUIFont" w:hAnsi="AppleSystemUIFont" w:cs="AppleSystemUIFont"/>
+          <w:kern w:val="0"/>
+          <w:sz w:val="26"/>
+          <w:szCs w:val="26"/>
+          <w:lang w:val="es-MX"/>
+        </w:rPr>
+        <w:t>el unicel y las volátiles espumas.</w:t>
+      </w:r>
+    </w:p>
+    <w:p>
+      <w:pPr>
+        <w:autoSpaceDE w:val="0"/>
+        <w:autoSpaceDN w:val="0"/>
+        <w:adjustRightInd w:val="0"/>
+        <w:rPr>
+          <w:rFonts w:ascii="AppleSystemUIFont" w:hAnsi="AppleSystemUIFont" w:cs="AppleSystemUIFont"/>
+          <w:kern w:val="0"/>
+          <w:sz w:val="26"/>
+          <w:szCs w:val="26"/>
+          <w:lang w:val="es-MX"/>
+        </w:rPr>
+      </w:pPr>
+      <w:r>
+        <w:rPr>
+          <w:rFonts w:ascii="AppleSystemUIFont" w:hAnsi="AppleSystemUIFont" w:cs="AppleSystemUIFont"/>
+          <w:kern w:val="0"/>
+          <w:sz w:val="26"/>
+          <w:szCs w:val="26"/>
+          <w:lang w:val="es-MX"/>
+        </w:rPr>
+        <w:t> </w:t>
+      </w:r>
+    </w:p>
+    <w:p>
+      <w:pPr>
+        <w:autoSpaceDE w:val="0"/>
+        <w:autoSpaceDN w:val="0"/>
+        <w:adjustRightInd w:val="0"/>
+        <w:rPr>
+          <w:rFonts w:ascii="AppleSystemUIFont" w:hAnsi="AppleSystemUIFont" w:cs="AppleSystemUIFont"/>
+          <w:kern w:val="0"/>
+          <w:sz w:val="26"/>
+          <w:szCs w:val="26"/>
+          <w:lang w:val="es-MX"/>
+        </w:rPr>
+      </w:pPr>
+      <w:r>
+        <w:rPr>
+          <w:rFonts w:ascii="AppleSystemUIFont" w:hAnsi="AppleSystemUIFont" w:cs="AppleSystemUIFont"/>
+          <w:kern w:val="0"/>
+          <w:sz w:val="26"/>
+          <w:szCs w:val="26"/>
+          <w:lang w:val="es-MX"/>
+        </w:rPr>
+        <w:t>Airada, en el cielo anda, </w:t>
+      </w:r>
+    </w:p>
+    <w:p>
+      <w:pPr>
+        <w:autoSpaceDE w:val="0"/>
+        <w:autoSpaceDN w:val="0"/>
+        <w:adjustRightInd w:val="0"/>
+        <w:rPr>
+          <w:rFonts w:ascii="AppleSystemUIFont" w:hAnsi="AppleSystemUIFont" w:cs="AppleSystemUIFont"/>
+          <w:kern w:val="0"/>
+          <w:sz w:val="26"/>
+          <w:szCs w:val="26"/>
+          <w:lang w:val="es-MX"/>
+        </w:rPr>
+      </w:pPr>
+      <w:r>
+        <w:rPr>
+          <w:rFonts w:ascii="AppleSystemUIFont" w:hAnsi="AppleSystemUIFont" w:cs="AppleSystemUIFont"/>
+          <w:kern w:val="0"/>
+          <w:sz w:val="26"/>
+          <w:szCs w:val="26"/>
+          <w:lang w:val="es-MX"/>
+        </w:rPr>
         <w:lastRenderedPageBreak/>
-        <w:t>feroz cascada sobre piedras </w:t>
-      </w:r>
-    </w:p>
-    <w:p>
-      <w:pPr>
-        <w:autoSpaceDE w:val="0"/>
-        <w:autoSpaceDN w:val="0"/>
-        <w:adjustRightInd w:val="0"/>
-        <w:rPr>
-          <w:rFonts w:ascii="AppleSystemUIFont" w:hAnsi="AppleSystemUIFont" w:cs="AppleSystemUIFont"/>
-          <w:kern w:val="0"/>
-          <w:sz w:val="26"/>
-          <w:szCs w:val="26"/>
-          <w:lang w:val="es-MX"/>
-        </w:rPr>
-      </w:pPr>
-      <w:r>
-        <w:rPr>
-          <w:rFonts w:ascii="AppleSystemUIFont" w:hAnsi="AppleSystemUIFont" w:cs="AppleSystemUIFont"/>
-          <w:kern w:val="0"/>
-          <w:sz w:val="26"/>
-          <w:szCs w:val="26"/>
-          <w:lang w:val="es-MX"/>
-        </w:rPr>
-        <w:t>metrallas sobre la basura de las afueras </w:t>
-      </w:r>
-    </w:p>
-    <w:p>
-      <w:pPr>
-        <w:autoSpaceDE w:val="0"/>
-        <w:autoSpaceDN w:val="0"/>
-        <w:adjustRightInd w:val="0"/>
-        <w:rPr>
-          <w:rFonts w:ascii="AppleSystemUIFont" w:hAnsi="AppleSystemUIFont" w:cs="AppleSystemUIFont"/>
-          <w:kern w:val="0"/>
-          <w:sz w:val="26"/>
-          <w:szCs w:val="26"/>
-          <w:lang w:val="es-MX"/>
-        </w:rPr>
-      </w:pPr>
-      <w:r>
-        <w:rPr>
-          <w:rFonts w:ascii="AppleSystemUIFont" w:hAnsi="AppleSystemUIFont" w:cs="AppleSystemUIFont"/>
-          <w:kern w:val="0"/>
-          <w:sz w:val="26"/>
-          <w:szCs w:val="26"/>
-          <w:lang w:val="es-MX"/>
-        </w:rPr>
-        <w:t>el unicel y las volátiles espumas.</w:t>
-      </w:r>
-    </w:p>
-    <w:p>
-      <w:pPr>
-        <w:autoSpaceDE w:val="0"/>
-        <w:autoSpaceDN w:val="0"/>
-        <w:adjustRightInd w:val="0"/>
-        <w:rPr>
-          <w:rFonts w:ascii="AppleSystemUIFont" w:hAnsi="AppleSystemUIFont" w:cs="AppleSystemUIFont"/>
-          <w:kern w:val="0"/>
-          <w:sz w:val="26"/>
-          <w:szCs w:val="26"/>
-          <w:lang w:val="es-MX"/>
-        </w:rPr>
-      </w:pPr>
-      <w:r>
-        <w:rPr>
-          <w:rFonts w:ascii="AppleSystemUIFont" w:hAnsi="AppleSystemUIFont" w:cs="AppleSystemUIFont"/>
-          <w:kern w:val="0"/>
-          <w:sz w:val="26"/>
-          <w:szCs w:val="26"/>
-          <w:lang w:val="es-MX"/>
-        </w:rPr>
-        <w:t> </w:t>
-      </w:r>
-    </w:p>
-    <w:p>
-      <w:pPr>
-        <w:autoSpaceDE w:val="0"/>
-        <w:autoSpaceDN w:val="0"/>
-        <w:adjustRightInd w:val="0"/>
-        <w:rPr>
-          <w:rFonts w:ascii="AppleSystemUIFont" w:hAnsi="AppleSystemUIFont" w:cs="AppleSystemUIFont"/>
-          <w:kern w:val="0"/>
-          <w:sz w:val="26"/>
-          <w:szCs w:val="26"/>
-          <w:lang w:val="es-MX"/>
-        </w:rPr>
-      </w:pPr>
-      <w:r>
-        <w:rPr>
-          <w:rFonts w:ascii="AppleSystemUIFont" w:hAnsi="AppleSystemUIFont" w:cs="AppleSystemUIFont"/>
-          <w:kern w:val="0"/>
-          <w:sz w:val="26"/>
-          <w:szCs w:val="26"/>
-          <w:lang w:val="es-MX"/>
-        </w:rPr>
-        <w:t>Airada, en el cielo anda, </w:t>
-      </w:r>
-    </w:p>
-    <w:p>
-      <w:pPr>
-        <w:autoSpaceDE w:val="0"/>
-        <w:autoSpaceDN w:val="0"/>
-        <w:adjustRightInd w:val="0"/>
-        <w:rPr>
-          <w:rFonts w:ascii="AppleSystemUIFont" w:hAnsi="AppleSystemUIFont" w:cs="AppleSystemUIFont"/>
-          <w:kern w:val="0"/>
-          <w:sz w:val="26"/>
-          <w:szCs w:val="26"/>
-          <w:lang w:val="es-MX"/>
-        </w:rPr>
-      </w:pPr>
-      <w:r>
-        <w:rPr>
-          <w:rFonts w:ascii="AppleSystemUIFont" w:hAnsi="AppleSystemUIFont" w:cs="AppleSystemUIFont"/>
-          <w:kern w:val="0"/>
-          <w:sz w:val="26"/>
-          <w:szCs w:val="26"/>
-          <w:lang w:val="es-MX"/>
-        </w:rPr>
         <w:t>y solo retenemos de su fuga </w:t>
       </w:r>
     </w:p>
@@ -4553,127 +4421,127 @@
           <w:szCs w:val="26"/>
           <w:lang w:val="es-MX"/>
         </w:rPr>
+        <w:t>Es el que reina el mundo  </w:t>
+      </w:r>
+    </w:p>
+    <w:p>
+      <w:pPr>
+        <w:autoSpaceDE w:val="0"/>
+        <w:autoSpaceDN w:val="0"/>
+        <w:adjustRightInd w:val="0"/>
+        <w:rPr>
+          <w:rFonts w:ascii="AppleSystemUIFont" w:hAnsi="AppleSystemUIFont" w:cs="AppleSystemUIFont"/>
+          <w:kern w:val="0"/>
+          <w:sz w:val="26"/>
+          <w:szCs w:val="26"/>
+          <w:lang w:val="es-MX"/>
+        </w:rPr>
+      </w:pPr>
+      <w:r>
+        <w:rPr>
+          <w:rFonts w:ascii="AppleSystemUIFont" w:hAnsi="AppleSystemUIFont" w:cs="AppleSystemUIFont"/>
+          <w:kern w:val="0"/>
+          <w:sz w:val="26"/>
+          <w:szCs w:val="26"/>
+          <w:lang w:val="es-MX"/>
+        </w:rPr>
+        <w:t>estas calles, el impulso de los tractores </w:t>
+      </w:r>
+    </w:p>
+    <w:p>
+      <w:pPr>
+        <w:autoSpaceDE w:val="0"/>
+        <w:autoSpaceDN w:val="0"/>
+        <w:adjustRightInd w:val="0"/>
+        <w:rPr>
+          <w:rFonts w:ascii="AppleSystemUIFont" w:hAnsi="AppleSystemUIFont" w:cs="AppleSystemUIFont"/>
+          <w:kern w:val="0"/>
+          <w:sz w:val="26"/>
+          <w:szCs w:val="26"/>
+          <w:lang w:val="es-MX"/>
+        </w:rPr>
+      </w:pPr>
+      <w:r>
+        <w:rPr>
+          <w:rFonts w:ascii="AppleSystemUIFont" w:hAnsi="AppleSystemUIFont" w:cs="AppleSystemUIFont"/>
+          <w:kern w:val="0"/>
+          <w:sz w:val="26"/>
+          <w:szCs w:val="26"/>
+          <w:lang w:val="es-MX"/>
+        </w:rPr>
+        <w:t>el parpadeo de las cámaras en los edificios </w:t>
+      </w:r>
+    </w:p>
+    <w:p>
+      <w:pPr>
+        <w:autoSpaceDE w:val="0"/>
+        <w:autoSpaceDN w:val="0"/>
+        <w:adjustRightInd w:val="0"/>
+        <w:rPr>
+          <w:rFonts w:ascii="AppleSystemUIFont" w:hAnsi="AppleSystemUIFont" w:cs="AppleSystemUIFont"/>
+          <w:kern w:val="0"/>
+          <w:sz w:val="26"/>
+          <w:szCs w:val="26"/>
+          <w:lang w:val="es-MX"/>
+        </w:rPr>
+      </w:pPr>
+      <w:r>
+        <w:rPr>
+          <w:rFonts w:ascii="AppleSystemUIFont" w:hAnsi="AppleSystemUIFont" w:cs="AppleSystemUIFont"/>
+          <w:kern w:val="0"/>
+          <w:sz w:val="26"/>
+          <w:szCs w:val="26"/>
+          <w:lang w:val="es-MX"/>
+        </w:rPr>
+        <w:t>como un rescoldo a punto  de encenderse cada día. </w:t>
+      </w:r>
+    </w:p>
+    <w:p>
+      <w:pPr>
+        <w:autoSpaceDE w:val="0"/>
+        <w:autoSpaceDN w:val="0"/>
+        <w:adjustRightInd w:val="0"/>
+        <w:rPr>
+          <w:rFonts w:ascii="AppleSystemUIFont" w:hAnsi="AppleSystemUIFont" w:cs="AppleSystemUIFont"/>
+          <w:kern w:val="0"/>
+          <w:sz w:val="26"/>
+          <w:szCs w:val="26"/>
+          <w:lang w:val="es-MX"/>
+        </w:rPr>
+      </w:pPr>
+      <w:r>
+        <w:rPr>
+          <w:rFonts w:ascii="AppleSystemUIFont" w:hAnsi="AppleSystemUIFont" w:cs="AppleSystemUIFont"/>
+          <w:kern w:val="0"/>
+          <w:sz w:val="26"/>
+          <w:szCs w:val="26"/>
+          <w:lang w:val="es-MX"/>
+        </w:rPr>
+        <w:t> </w:t>
+      </w:r>
+    </w:p>
+    <w:p>
+      <w:pPr>
+        <w:autoSpaceDE w:val="0"/>
+        <w:autoSpaceDN w:val="0"/>
+        <w:adjustRightInd w:val="0"/>
+        <w:rPr>
+          <w:rFonts w:ascii="AppleSystemUIFont" w:hAnsi="AppleSystemUIFont" w:cs="AppleSystemUIFont"/>
+          <w:kern w:val="0"/>
+          <w:sz w:val="26"/>
+          <w:szCs w:val="26"/>
+          <w:lang w:val="es-MX"/>
+        </w:rPr>
+      </w:pPr>
+      <w:r>
+        <w:rPr>
+          <w:rFonts w:ascii="AppleSystemUIFont" w:hAnsi="AppleSystemUIFont" w:cs="AppleSystemUIFont"/>
+          <w:kern w:val="0"/>
+          <w:sz w:val="26"/>
+          <w:szCs w:val="26"/>
+          <w:lang w:val="es-MX"/>
+        </w:rPr>
         <w:lastRenderedPageBreak/>
-        <w:t>Es el que reina el mundo  </w:t>
-      </w:r>
-    </w:p>
-    <w:p>
-      <w:pPr>
-        <w:autoSpaceDE w:val="0"/>
-        <w:autoSpaceDN w:val="0"/>
-        <w:adjustRightInd w:val="0"/>
-        <w:rPr>
-          <w:rFonts w:ascii="AppleSystemUIFont" w:hAnsi="AppleSystemUIFont" w:cs="AppleSystemUIFont"/>
-          <w:kern w:val="0"/>
-          <w:sz w:val="26"/>
-          <w:szCs w:val="26"/>
-          <w:lang w:val="es-MX"/>
-        </w:rPr>
-      </w:pPr>
-      <w:r>
-        <w:rPr>
-          <w:rFonts w:ascii="AppleSystemUIFont" w:hAnsi="AppleSystemUIFont" w:cs="AppleSystemUIFont"/>
-          <w:kern w:val="0"/>
-          <w:sz w:val="26"/>
-          <w:szCs w:val="26"/>
-          <w:lang w:val="es-MX"/>
-        </w:rPr>
-        <w:t>estas calles, el impulso de los tractores </w:t>
-      </w:r>
-    </w:p>
-    <w:p>
-      <w:pPr>
-        <w:autoSpaceDE w:val="0"/>
-        <w:autoSpaceDN w:val="0"/>
-        <w:adjustRightInd w:val="0"/>
-        <w:rPr>
-          <w:rFonts w:ascii="AppleSystemUIFont" w:hAnsi="AppleSystemUIFont" w:cs="AppleSystemUIFont"/>
-          <w:kern w:val="0"/>
-          <w:sz w:val="26"/>
-          <w:szCs w:val="26"/>
-          <w:lang w:val="es-MX"/>
-        </w:rPr>
-      </w:pPr>
-      <w:r>
-        <w:rPr>
-          <w:rFonts w:ascii="AppleSystemUIFont" w:hAnsi="AppleSystemUIFont" w:cs="AppleSystemUIFont"/>
-          <w:kern w:val="0"/>
-          <w:sz w:val="26"/>
-          <w:szCs w:val="26"/>
-          <w:lang w:val="es-MX"/>
-        </w:rPr>
-        <w:t>el parpadeo de las cámaras en los edificios </w:t>
-      </w:r>
-    </w:p>
-    <w:p>
-      <w:pPr>
-        <w:autoSpaceDE w:val="0"/>
-        <w:autoSpaceDN w:val="0"/>
-        <w:adjustRightInd w:val="0"/>
-        <w:rPr>
-          <w:rFonts w:ascii="AppleSystemUIFont" w:hAnsi="AppleSystemUIFont" w:cs="AppleSystemUIFont"/>
-          <w:kern w:val="0"/>
-          <w:sz w:val="26"/>
-          <w:szCs w:val="26"/>
-          <w:lang w:val="es-MX"/>
-        </w:rPr>
-      </w:pPr>
-      <w:r>
-        <w:rPr>
-          <w:rFonts w:ascii="AppleSystemUIFont" w:hAnsi="AppleSystemUIFont" w:cs="AppleSystemUIFont"/>
-          <w:kern w:val="0"/>
-          <w:sz w:val="26"/>
-          <w:szCs w:val="26"/>
-          <w:lang w:val="es-MX"/>
-        </w:rPr>
-        <w:t>como un rescoldo a punto  de encenderse cada día. </w:t>
-      </w:r>
-    </w:p>
-    <w:p>
-      <w:pPr>
-        <w:autoSpaceDE w:val="0"/>
-        <w:autoSpaceDN w:val="0"/>
-        <w:adjustRightInd w:val="0"/>
-        <w:rPr>
-          <w:rFonts w:ascii="AppleSystemUIFont" w:hAnsi="AppleSystemUIFont" w:cs="AppleSystemUIFont"/>
-          <w:kern w:val="0"/>
-          <w:sz w:val="26"/>
-          <w:szCs w:val="26"/>
-          <w:lang w:val="es-MX"/>
-        </w:rPr>
-      </w:pPr>
-      <w:r>
-        <w:rPr>
-          <w:rFonts w:ascii="AppleSystemUIFont" w:hAnsi="AppleSystemUIFont" w:cs="AppleSystemUIFont"/>
-          <w:kern w:val="0"/>
-          <w:sz w:val="26"/>
-          <w:szCs w:val="26"/>
-          <w:lang w:val="es-MX"/>
-        </w:rPr>
-        <w:t> </w:t>
-      </w:r>
-    </w:p>
-    <w:p>
-      <w:pPr>
-        <w:autoSpaceDE w:val="0"/>
-        <w:autoSpaceDN w:val="0"/>
-        <w:adjustRightInd w:val="0"/>
-        <w:rPr>
-          <w:rFonts w:ascii="AppleSystemUIFont" w:hAnsi="AppleSystemUIFont" w:cs="AppleSystemUIFont"/>
-          <w:kern w:val="0"/>
-          <w:sz w:val="26"/>
-          <w:szCs w:val="26"/>
-          <w:lang w:val="es-MX"/>
-        </w:rPr>
-      </w:pPr>
-      <w:r>
-        <w:rPr>
-          <w:rFonts w:ascii="AppleSystemUIFont" w:hAnsi="AppleSystemUIFont" w:cs="AppleSystemUIFont"/>
-          <w:kern w:val="0"/>
-          <w:sz w:val="26"/>
-          <w:szCs w:val="26"/>
-          <w:lang w:val="es-MX"/>
-        </w:rPr>
         <w:t>Algo hay de su mácula en estos almacenes </w:t>
       </w:r>
     </w:p>
@@ -5562,6 +5430,7 @@
           <w:szCs w:val="26"/>
           <w:lang w:val="es-MX"/>
         </w:rPr>
+        <w:lastRenderedPageBreak/>
         <w:t>y del niño que dibuja en la banqueta </w:t>
       </w:r>
     </w:p>
@@ -6330,107 +6199,107 @@
           <w:szCs w:val="26"/>
           <w:lang w:val="es-MX"/>
         </w:rPr>
+        <w:t>surcan la copa del araguaney</w:t>
+      </w:r>
+    </w:p>
+    <w:p>
+      <w:pPr>
+        <w:autoSpaceDE w:val="0"/>
+        <w:autoSpaceDN w:val="0"/>
+        <w:adjustRightInd w:val="0"/>
+        <w:rPr>
+          <w:rFonts w:ascii="AppleSystemUIFont" w:hAnsi="AppleSystemUIFont" w:cs="AppleSystemUIFont"/>
+          <w:kern w:val="0"/>
+          <w:sz w:val="26"/>
+          <w:szCs w:val="26"/>
+          <w:lang w:val="es-MX"/>
+        </w:rPr>
+      </w:pPr>
+      <w:r>
+        <w:rPr>
+          <w:rFonts w:ascii="AppleSystemUIFont" w:hAnsi="AppleSystemUIFont" w:cs="AppleSystemUIFont"/>
+          <w:kern w:val="0"/>
+          <w:sz w:val="26"/>
+          <w:szCs w:val="26"/>
+          <w:lang w:val="es-MX"/>
+        </w:rPr>
+        <w:t>despedazado. </w:t>
+      </w:r>
+    </w:p>
+    <w:p>
+      <w:pPr>
+        <w:autoSpaceDE w:val="0"/>
+        <w:autoSpaceDN w:val="0"/>
+        <w:adjustRightInd w:val="0"/>
+        <w:rPr>
+          <w:rFonts w:ascii="AppleSystemUIFont" w:hAnsi="AppleSystemUIFont" w:cs="AppleSystemUIFont"/>
+          <w:kern w:val="0"/>
+          <w:sz w:val="26"/>
+          <w:szCs w:val="26"/>
+          <w:lang w:val="es-MX"/>
+        </w:rPr>
+      </w:pPr>
+    </w:p>
+    <w:p>
+      <w:pPr>
+        <w:autoSpaceDE w:val="0"/>
+        <w:autoSpaceDN w:val="0"/>
+        <w:adjustRightInd w:val="0"/>
+        <w:rPr>
+          <w:rFonts w:ascii="AppleSystemUIFont" w:hAnsi="AppleSystemUIFont" w:cs="AppleSystemUIFont"/>
+          <w:kern w:val="0"/>
+          <w:sz w:val="26"/>
+          <w:szCs w:val="26"/>
+          <w:lang w:val="es-MX"/>
+        </w:rPr>
+      </w:pPr>
+      <w:r>
+        <w:rPr>
+          <w:rFonts w:ascii="AppleSystemUIFont" w:hAnsi="AppleSystemUIFont" w:cs="AppleSystemUIFont"/>
+          <w:kern w:val="0"/>
+          <w:sz w:val="26"/>
+          <w:szCs w:val="26"/>
+          <w:lang w:val="es-MX"/>
+        </w:rPr>
+        <w:t>III</w:t>
+      </w:r>
+    </w:p>
+    <w:p>
+      <w:pPr>
+        <w:autoSpaceDE w:val="0"/>
+        <w:autoSpaceDN w:val="0"/>
+        <w:adjustRightInd w:val="0"/>
+        <w:rPr>
+          <w:rFonts w:ascii="AppleSystemUIFont" w:hAnsi="AppleSystemUIFont" w:cs="AppleSystemUIFont"/>
+          <w:kern w:val="0"/>
+          <w:sz w:val="26"/>
+          <w:szCs w:val="26"/>
+          <w:lang w:val="es-MX"/>
+        </w:rPr>
+      </w:pPr>
+    </w:p>
+    <w:p>
+      <w:pPr>
+        <w:autoSpaceDE w:val="0"/>
+        <w:autoSpaceDN w:val="0"/>
+        <w:adjustRightInd w:val="0"/>
+        <w:rPr>
+          <w:rFonts w:ascii="AppleSystemUIFont" w:hAnsi="AppleSystemUIFont" w:cs="AppleSystemUIFont"/>
+          <w:kern w:val="0"/>
+          <w:sz w:val="26"/>
+          <w:szCs w:val="26"/>
+          <w:lang w:val="es-MX"/>
+        </w:rPr>
+      </w:pPr>
+      <w:r>
+        <w:rPr>
+          <w:rFonts w:ascii="AppleSystemUIFont" w:hAnsi="AppleSystemUIFont" w:cs="AppleSystemUIFont"/>
+          <w:kern w:val="0"/>
+          <w:sz w:val="26"/>
+          <w:szCs w:val="26"/>
+          <w:lang w:val="es-MX"/>
+        </w:rPr>
         <w:lastRenderedPageBreak/>
-        <w:t>surcan la copa del araguaney</w:t>
-      </w:r>
-    </w:p>
-    <w:p>
-      <w:pPr>
-        <w:autoSpaceDE w:val="0"/>
-        <w:autoSpaceDN w:val="0"/>
-        <w:adjustRightInd w:val="0"/>
-        <w:rPr>
-          <w:rFonts w:ascii="AppleSystemUIFont" w:hAnsi="AppleSystemUIFont" w:cs="AppleSystemUIFont"/>
-          <w:kern w:val="0"/>
-          <w:sz w:val="26"/>
-          <w:szCs w:val="26"/>
-          <w:lang w:val="es-MX"/>
-        </w:rPr>
-      </w:pPr>
-      <w:r>
-        <w:rPr>
-          <w:rFonts w:ascii="AppleSystemUIFont" w:hAnsi="AppleSystemUIFont" w:cs="AppleSystemUIFont"/>
-          <w:kern w:val="0"/>
-          <w:sz w:val="26"/>
-          <w:szCs w:val="26"/>
-          <w:lang w:val="es-MX"/>
-        </w:rPr>
-        <w:t>despedazado. </w:t>
-      </w:r>
-    </w:p>
-    <w:p>
-      <w:pPr>
-        <w:autoSpaceDE w:val="0"/>
-        <w:autoSpaceDN w:val="0"/>
-        <w:adjustRightInd w:val="0"/>
-        <w:rPr>
-          <w:rFonts w:ascii="AppleSystemUIFont" w:hAnsi="AppleSystemUIFont" w:cs="AppleSystemUIFont"/>
-          <w:kern w:val="0"/>
-          <w:sz w:val="26"/>
-          <w:szCs w:val="26"/>
-          <w:lang w:val="es-MX"/>
-        </w:rPr>
-      </w:pPr>
-    </w:p>
-    <w:p>
-      <w:pPr>
-        <w:autoSpaceDE w:val="0"/>
-        <w:autoSpaceDN w:val="0"/>
-        <w:adjustRightInd w:val="0"/>
-        <w:rPr>
-          <w:rFonts w:ascii="AppleSystemUIFont" w:hAnsi="AppleSystemUIFont" w:cs="AppleSystemUIFont"/>
-          <w:kern w:val="0"/>
-          <w:sz w:val="26"/>
-          <w:szCs w:val="26"/>
-          <w:lang w:val="es-MX"/>
-        </w:rPr>
-      </w:pPr>
-      <w:r>
-        <w:rPr>
-          <w:rFonts w:ascii="AppleSystemUIFont" w:hAnsi="AppleSystemUIFont" w:cs="AppleSystemUIFont"/>
-          <w:kern w:val="0"/>
-          <w:sz w:val="26"/>
-          <w:szCs w:val="26"/>
-          <w:lang w:val="es-MX"/>
-        </w:rPr>
-        <w:t>III</w:t>
-      </w:r>
-    </w:p>
-    <w:p>
-      <w:pPr>
-        <w:autoSpaceDE w:val="0"/>
-        <w:autoSpaceDN w:val="0"/>
-        <w:adjustRightInd w:val="0"/>
-        <w:rPr>
-          <w:rFonts w:ascii="AppleSystemUIFont" w:hAnsi="AppleSystemUIFont" w:cs="AppleSystemUIFont"/>
-          <w:kern w:val="0"/>
-          <w:sz w:val="26"/>
-          <w:szCs w:val="26"/>
-          <w:lang w:val="es-MX"/>
-        </w:rPr>
-      </w:pPr>
-    </w:p>
-    <w:p>
-      <w:pPr>
-        <w:autoSpaceDE w:val="0"/>
-        <w:autoSpaceDN w:val="0"/>
-        <w:adjustRightInd w:val="0"/>
-        <w:rPr>
-          <w:rFonts w:ascii="AppleSystemUIFont" w:hAnsi="AppleSystemUIFont" w:cs="AppleSystemUIFont"/>
-          <w:kern w:val="0"/>
-          <w:sz w:val="26"/>
-          <w:szCs w:val="26"/>
-          <w:lang w:val="es-MX"/>
-        </w:rPr>
-      </w:pPr>
-      <w:r>
-        <w:rPr>
-          <w:rFonts w:ascii="AppleSystemUIFont" w:hAnsi="AppleSystemUIFont" w:cs="AppleSystemUIFont"/>
-          <w:kern w:val="0"/>
-          <w:sz w:val="26"/>
-          <w:szCs w:val="26"/>
-          <w:lang w:val="es-MX"/>
-        </w:rPr>
         <w:t>Se me acusa por escribir desde sus instrumentos </w:t>
       </w:r>
     </w:p>
@@ -7173,117 +7042,117 @@
           <w:szCs w:val="26"/>
           <w:lang w:val="es-MX"/>
         </w:rPr>
+        <w:t>los del oro transmutado en pieles, </w:t>
+      </w:r>
+    </w:p>
+    <w:p>
+      <w:pPr>
+        <w:autoSpaceDE w:val="0"/>
+        <w:autoSpaceDN w:val="0"/>
+        <w:adjustRightInd w:val="0"/>
+        <w:rPr>
+          <w:rFonts w:ascii="AppleSystemUIFont" w:hAnsi="AppleSystemUIFont" w:cs="AppleSystemUIFont"/>
+          <w:kern w:val="0"/>
+          <w:sz w:val="26"/>
+          <w:szCs w:val="26"/>
+          <w:lang w:val="es-MX"/>
+        </w:rPr>
+      </w:pPr>
+      <w:r>
+        <w:rPr>
+          <w:rFonts w:ascii="AppleSystemUIFont" w:hAnsi="AppleSystemUIFont" w:cs="AppleSystemUIFont"/>
+          <w:kern w:val="0"/>
+          <w:sz w:val="26"/>
+          <w:szCs w:val="26"/>
+          <w:lang w:val="es-MX"/>
+        </w:rPr>
+        <w:t>es el dorado relámpago de una silueta galopante.   </w:t>
+      </w:r>
+    </w:p>
+    <w:p>
+      <w:pPr>
+        <w:autoSpaceDE w:val="0"/>
+        <w:autoSpaceDN w:val="0"/>
+        <w:adjustRightInd w:val="0"/>
+        <w:rPr>
+          <w:rFonts w:ascii="AppleSystemUIFont" w:hAnsi="AppleSystemUIFont" w:cs="AppleSystemUIFont"/>
+          <w:kern w:val="0"/>
+          <w:sz w:val="26"/>
+          <w:szCs w:val="26"/>
+          <w:lang w:val="es-MX"/>
+        </w:rPr>
+      </w:pPr>
+    </w:p>
+    <w:p>
+      <w:pPr>
+        <w:autoSpaceDE w:val="0"/>
+        <w:autoSpaceDN w:val="0"/>
+        <w:adjustRightInd w:val="0"/>
+        <w:rPr>
+          <w:rFonts w:ascii="AppleSystemUIFont" w:hAnsi="AppleSystemUIFont" w:cs="AppleSystemUIFont"/>
+          <w:kern w:val="0"/>
+          <w:sz w:val="26"/>
+          <w:szCs w:val="26"/>
+          <w:lang w:val="es-MX"/>
+        </w:rPr>
+      </w:pPr>
+      <w:r>
+        <w:rPr>
+          <w:rFonts w:ascii="AppleSystemUIFont" w:hAnsi="AppleSystemUIFont" w:cs="AppleSystemUIFont"/>
+          <w:kern w:val="0"/>
+          <w:sz w:val="26"/>
+          <w:szCs w:val="26"/>
+          <w:lang w:val="es-MX"/>
+        </w:rPr>
+        <w:t>En la espesura, poseen la ligereza de una edad ardilla </w:t>
+      </w:r>
+    </w:p>
+    <w:p>
+      <w:pPr>
+        <w:autoSpaceDE w:val="0"/>
+        <w:autoSpaceDN w:val="0"/>
+        <w:adjustRightInd w:val="0"/>
+        <w:rPr>
+          <w:rFonts w:ascii="AppleSystemUIFont" w:hAnsi="AppleSystemUIFont" w:cs="AppleSystemUIFont"/>
+          <w:kern w:val="0"/>
+          <w:sz w:val="26"/>
+          <w:szCs w:val="26"/>
+          <w:lang w:val="es-MX"/>
+        </w:rPr>
+      </w:pPr>
+      <w:r>
+        <w:rPr>
+          <w:rFonts w:ascii="AppleSystemUIFont" w:hAnsi="AppleSystemUIFont" w:cs="AppleSystemUIFont"/>
+          <w:kern w:val="0"/>
+          <w:sz w:val="26"/>
+          <w:szCs w:val="26"/>
+          <w:lang w:val="es-MX"/>
+        </w:rPr>
+        <w:t>la ductilidad capturada entre las ramas de árboles</w:t>
+      </w:r>
+    </w:p>
+    <w:p>
+      <w:pPr>
+        <w:autoSpaceDE w:val="0"/>
+        <w:autoSpaceDN w:val="0"/>
+        <w:adjustRightInd w:val="0"/>
+        <w:rPr>
+          <w:rFonts w:ascii="AppleSystemUIFont" w:hAnsi="AppleSystemUIFont" w:cs="AppleSystemUIFont"/>
+          <w:kern w:val="0"/>
+          <w:sz w:val="26"/>
+          <w:szCs w:val="26"/>
+          <w:lang w:val="es-MX"/>
+        </w:rPr>
+      </w:pPr>
+      <w:r>
+        <w:rPr>
+          <w:rFonts w:ascii="AppleSystemUIFont" w:hAnsi="AppleSystemUIFont" w:cs="AppleSystemUIFont"/>
+          <w:kern w:val="0"/>
+          <w:sz w:val="26"/>
+          <w:szCs w:val="26"/>
+          <w:lang w:val="es-MX"/>
+        </w:rPr>
         <w:lastRenderedPageBreak/>
-        <w:t>los del oro transmutado en pieles, </w:t>
-      </w:r>
-    </w:p>
-    <w:p>
-      <w:pPr>
-        <w:autoSpaceDE w:val="0"/>
-        <w:autoSpaceDN w:val="0"/>
-        <w:adjustRightInd w:val="0"/>
-        <w:rPr>
-          <w:rFonts w:ascii="AppleSystemUIFont" w:hAnsi="AppleSystemUIFont" w:cs="AppleSystemUIFont"/>
-          <w:kern w:val="0"/>
-          <w:sz w:val="26"/>
-          <w:szCs w:val="26"/>
-          <w:lang w:val="es-MX"/>
-        </w:rPr>
-      </w:pPr>
-      <w:r>
-        <w:rPr>
-          <w:rFonts w:ascii="AppleSystemUIFont" w:hAnsi="AppleSystemUIFont" w:cs="AppleSystemUIFont"/>
-          <w:kern w:val="0"/>
-          <w:sz w:val="26"/>
-          <w:szCs w:val="26"/>
-          <w:lang w:val="es-MX"/>
-        </w:rPr>
-        <w:t>es el dorado relámpago de una silueta galopante.   </w:t>
-      </w:r>
-    </w:p>
-    <w:p>
-      <w:pPr>
-        <w:autoSpaceDE w:val="0"/>
-        <w:autoSpaceDN w:val="0"/>
-        <w:adjustRightInd w:val="0"/>
-        <w:rPr>
-          <w:rFonts w:ascii="AppleSystemUIFont" w:hAnsi="AppleSystemUIFont" w:cs="AppleSystemUIFont"/>
-          <w:kern w:val="0"/>
-          <w:sz w:val="26"/>
-          <w:szCs w:val="26"/>
-          <w:lang w:val="es-MX"/>
-        </w:rPr>
-      </w:pPr>
-    </w:p>
-    <w:p>
-      <w:pPr>
-        <w:autoSpaceDE w:val="0"/>
-        <w:autoSpaceDN w:val="0"/>
-        <w:adjustRightInd w:val="0"/>
-        <w:rPr>
-          <w:rFonts w:ascii="AppleSystemUIFont" w:hAnsi="AppleSystemUIFont" w:cs="AppleSystemUIFont"/>
-          <w:kern w:val="0"/>
-          <w:sz w:val="26"/>
-          <w:szCs w:val="26"/>
-          <w:lang w:val="es-MX"/>
-        </w:rPr>
-      </w:pPr>
-      <w:r>
-        <w:rPr>
-          <w:rFonts w:ascii="AppleSystemUIFont" w:hAnsi="AppleSystemUIFont" w:cs="AppleSystemUIFont"/>
-          <w:kern w:val="0"/>
-          <w:sz w:val="26"/>
-          <w:szCs w:val="26"/>
-          <w:lang w:val="es-MX"/>
-        </w:rPr>
-        <w:t>En la espesura, poseen la ligereza de una edad ardilla </w:t>
-      </w:r>
-    </w:p>
-    <w:p>
-      <w:pPr>
-        <w:autoSpaceDE w:val="0"/>
-        <w:autoSpaceDN w:val="0"/>
-        <w:adjustRightInd w:val="0"/>
-        <w:rPr>
-          <w:rFonts w:ascii="AppleSystemUIFont" w:hAnsi="AppleSystemUIFont" w:cs="AppleSystemUIFont"/>
-          <w:kern w:val="0"/>
-          <w:sz w:val="26"/>
-          <w:szCs w:val="26"/>
-          <w:lang w:val="es-MX"/>
-        </w:rPr>
-      </w:pPr>
-      <w:r>
-        <w:rPr>
-          <w:rFonts w:ascii="AppleSystemUIFont" w:hAnsi="AppleSystemUIFont" w:cs="AppleSystemUIFont"/>
-          <w:kern w:val="0"/>
-          <w:sz w:val="26"/>
-          <w:szCs w:val="26"/>
-          <w:lang w:val="es-MX"/>
-        </w:rPr>
-        <w:t>la ductilidad capturada entre las ramas de árboles</w:t>
-      </w:r>
-    </w:p>
-    <w:p>
-      <w:pPr>
-        <w:autoSpaceDE w:val="0"/>
-        <w:autoSpaceDN w:val="0"/>
-        <w:adjustRightInd w:val="0"/>
-        <w:rPr>
-          <w:rFonts w:ascii="AppleSystemUIFont" w:hAnsi="AppleSystemUIFont" w:cs="AppleSystemUIFont"/>
-          <w:kern w:val="0"/>
-          <w:sz w:val="26"/>
-          <w:szCs w:val="26"/>
-          <w:lang w:val="es-MX"/>
-        </w:rPr>
-      </w:pPr>
-      <w:r>
-        <w:rPr>
-          <w:rFonts w:ascii="AppleSystemUIFont" w:hAnsi="AppleSystemUIFont" w:cs="AppleSystemUIFont"/>
-          <w:kern w:val="0"/>
-          <w:sz w:val="26"/>
-          <w:szCs w:val="26"/>
-          <w:lang w:val="es-MX"/>
-        </w:rPr>
         <w:t>muy altos y verdinegros</w:t>
       </w:r>
     </w:p>
@@ -8065,117 +7934,117 @@
           <w:szCs w:val="26"/>
           <w:lang w:val="es-MX"/>
         </w:rPr>
+        <w:t>y los dorados cabellos, el pasto y el aire: </w:t>
+      </w:r>
+    </w:p>
+    <w:p>
+      <w:pPr>
+        <w:autoSpaceDE w:val="0"/>
+        <w:autoSpaceDN w:val="0"/>
+        <w:adjustRightInd w:val="0"/>
+        <w:rPr>
+          <w:rFonts w:ascii="AppleSystemUIFont" w:hAnsi="AppleSystemUIFont" w:cs="AppleSystemUIFont"/>
+          <w:kern w:val="0"/>
+          <w:sz w:val="26"/>
+          <w:szCs w:val="26"/>
+          <w:lang w:val="es-MX"/>
+        </w:rPr>
+      </w:pPr>
+      <w:r>
+        <w:rPr>
+          <w:rFonts w:ascii="AppleSystemUIFont" w:hAnsi="AppleSystemUIFont" w:cs="AppleSystemUIFont"/>
+          <w:kern w:val="0"/>
+          <w:sz w:val="26"/>
+          <w:szCs w:val="26"/>
+          <w:lang w:val="es-MX"/>
+        </w:rPr>
+        <w:t>la antigua solidez del agua interminable. </w:t>
+      </w:r>
+    </w:p>
+    <w:p>
+      <w:pPr>
+        <w:autoSpaceDE w:val="0"/>
+        <w:autoSpaceDN w:val="0"/>
+        <w:adjustRightInd w:val="0"/>
+        <w:rPr>
+          <w:rFonts w:ascii="AppleSystemUIFont" w:hAnsi="AppleSystemUIFont" w:cs="AppleSystemUIFont"/>
+          <w:kern w:val="0"/>
+          <w:sz w:val="26"/>
+          <w:szCs w:val="26"/>
+          <w:lang w:val="es-MX"/>
+        </w:rPr>
+      </w:pPr>
+    </w:p>
+    <w:p>
+      <w:pPr>
+        <w:autoSpaceDE w:val="0"/>
+        <w:autoSpaceDN w:val="0"/>
+        <w:adjustRightInd w:val="0"/>
+        <w:rPr>
+          <w:rFonts w:ascii="AppleSystemUIFont" w:hAnsi="AppleSystemUIFont" w:cs="AppleSystemUIFont"/>
+          <w:kern w:val="0"/>
+          <w:sz w:val="26"/>
+          <w:szCs w:val="26"/>
+          <w:lang w:val="es-MX"/>
+        </w:rPr>
+      </w:pPr>
+      <w:r>
+        <w:rPr>
+          <w:rFonts w:ascii="AppleSystemUIFont" w:hAnsi="AppleSystemUIFont" w:cs="AppleSystemUIFont"/>
+          <w:kern w:val="0"/>
+          <w:sz w:val="26"/>
+          <w:szCs w:val="26"/>
+          <w:lang w:val="es-MX"/>
+        </w:rPr>
+        <w:t>Sueño la calle internándose en un bosque, </w:t>
+      </w:r>
+    </w:p>
+    <w:p>
+      <w:pPr>
+        <w:autoSpaceDE w:val="0"/>
+        <w:autoSpaceDN w:val="0"/>
+        <w:adjustRightInd w:val="0"/>
+        <w:rPr>
+          <w:rFonts w:ascii="AppleSystemUIFont" w:hAnsi="AppleSystemUIFont" w:cs="AppleSystemUIFont"/>
+          <w:kern w:val="0"/>
+          <w:sz w:val="26"/>
+          <w:szCs w:val="26"/>
+          <w:lang w:val="es-MX"/>
+        </w:rPr>
+      </w:pPr>
+      <w:r>
+        <w:rPr>
+          <w:rFonts w:ascii="AppleSystemUIFont" w:hAnsi="AppleSystemUIFont" w:cs="AppleSystemUIFont"/>
+          <w:kern w:val="0"/>
+          <w:sz w:val="26"/>
+          <w:szCs w:val="26"/>
+          <w:lang w:val="es-MX"/>
+        </w:rPr>
+        <w:t>el porvenir de reflejos sin años:</w:t>
+      </w:r>
+    </w:p>
+    <w:p>
+      <w:pPr>
+        <w:autoSpaceDE w:val="0"/>
+        <w:autoSpaceDN w:val="0"/>
+        <w:adjustRightInd w:val="0"/>
+        <w:rPr>
+          <w:rFonts w:ascii="AppleSystemUIFont" w:hAnsi="AppleSystemUIFont" w:cs="AppleSystemUIFont"/>
+          <w:kern w:val="0"/>
+          <w:sz w:val="26"/>
+          <w:szCs w:val="26"/>
+          <w:lang w:val="es-MX"/>
+        </w:rPr>
+      </w:pPr>
+      <w:r>
+        <w:rPr>
+          <w:rFonts w:ascii="AppleSystemUIFont" w:hAnsi="AppleSystemUIFont" w:cs="AppleSystemUIFont"/>
+          <w:kern w:val="0"/>
+          <w:sz w:val="26"/>
+          <w:szCs w:val="26"/>
+          <w:lang w:val="es-MX"/>
+        </w:rPr>
         <w:lastRenderedPageBreak/>
-        <w:t>y los dorados cabellos, el pasto y el aire: </w:t>
-      </w:r>
-    </w:p>
-    <w:p>
-      <w:pPr>
-        <w:autoSpaceDE w:val="0"/>
-        <w:autoSpaceDN w:val="0"/>
-        <w:adjustRightInd w:val="0"/>
-        <w:rPr>
-          <w:rFonts w:ascii="AppleSystemUIFont" w:hAnsi="AppleSystemUIFont" w:cs="AppleSystemUIFont"/>
-          <w:kern w:val="0"/>
-          <w:sz w:val="26"/>
-          <w:szCs w:val="26"/>
-          <w:lang w:val="es-MX"/>
-        </w:rPr>
-      </w:pPr>
-      <w:r>
-        <w:rPr>
-          <w:rFonts w:ascii="AppleSystemUIFont" w:hAnsi="AppleSystemUIFont" w:cs="AppleSystemUIFont"/>
-          <w:kern w:val="0"/>
-          <w:sz w:val="26"/>
-          <w:szCs w:val="26"/>
-          <w:lang w:val="es-MX"/>
-        </w:rPr>
-        <w:t>la antigua solidez del agua interminable. </w:t>
-      </w:r>
-    </w:p>
-    <w:p>
-      <w:pPr>
-        <w:autoSpaceDE w:val="0"/>
-        <w:autoSpaceDN w:val="0"/>
-        <w:adjustRightInd w:val="0"/>
-        <w:rPr>
-          <w:rFonts w:ascii="AppleSystemUIFont" w:hAnsi="AppleSystemUIFont" w:cs="AppleSystemUIFont"/>
-          <w:kern w:val="0"/>
-          <w:sz w:val="26"/>
-          <w:szCs w:val="26"/>
-          <w:lang w:val="es-MX"/>
-        </w:rPr>
-      </w:pPr>
-    </w:p>
-    <w:p>
-      <w:pPr>
-        <w:autoSpaceDE w:val="0"/>
-        <w:autoSpaceDN w:val="0"/>
-        <w:adjustRightInd w:val="0"/>
-        <w:rPr>
-          <w:rFonts w:ascii="AppleSystemUIFont" w:hAnsi="AppleSystemUIFont" w:cs="AppleSystemUIFont"/>
-          <w:kern w:val="0"/>
-          <w:sz w:val="26"/>
-          <w:szCs w:val="26"/>
-          <w:lang w:val="es-MX"/>
-        </w:rPr>
-      </w:pPr>
-      <w:r>
-        <w:rPr>
-          <w:rFonts w:ascii="AppleSystemUIFont" w:hAnsi="AppleSystemUIFont" w:cs="AppleSystemUIFont"/>
-          <w:kern w:val="0"/>
-          <w:sz w:val="26"/>
-          <w:szCs w:val="26"/>
-          <w:lang w:val="es-MX"/>
-        </w:rPr>
-        <w:t>Sueño la calle internándose en un bosque, </w:t>
-      </w:r>
-    </w:p>
-    <w:p>
-      <w:pPr>
-        <w:autoSpaceDE w:val="0"/>
-        <w:autoSpaceDN w:val="0"/>
-        <w:adjustRightInd w:val="0"/>
-        <w:rPr>
-          <w:rFonts w:ascii="AppleSystemUIFont" w:hAnsi="AppleSystemUIFont" w:cs="AppleSystemUIFont"/>
-          <w:kern w:val="0"/>
-          <w:sz w:val="26"/>
-          <w:szCs w:val="26"/>
-          <w:lang w:val="es-MX"/>
-        </w:rPr>
-      </w:pPr>
-      <w:r>
-        <w:rPr>
-          <w:rFonts w:ascii="AppleSystemUIFont" w:hAnsi="AppleSystemUIFont" w:cs="AppleSystemUIFont"/>
-          <w:kern w:val="0"/>
-          <w:sz w:val="26"/>
-          <w:szCs w:val="26"/>
-          <w:lang w:val="es-MX"/>
-        </w:rPr>
-        <w:t>el porvenir de reflejos sin años:</w:t>
-      </w:r>
-    </w:p>
-    <w:p>
-      <w:pPr>
-        <w:autoSpaceDE w:val="0"/>
-        <w:autoSpaceDN w:val="0"/>
-        <w:adjustRightInd w:val="0"/>
-        <w:rPr>
-          <w:rFonts w:ascii="AppleSystemUIFont" w:hAnsi="AppleSystemUIFont" w:cs="AppleSystemUIFont"/>
-          <w:kern w:val="0"/>
-          <w:sz w:val="26"/>
-          <w:szCs w:val="26"/>
-          <w:lang w:val="es-MX"/>
-        </w:rPr>
-      </w:pPr>
-      <w:r>
-        <w:rPr>
-          <w:rFonts w:ascii="AppleSystemUIFont" w:hAnsi="AppleSystemUIFont" w:cs="AppleSystemUIFont"/>
-          <w:kern w:val="0"/>
-          <w:sz w:val="26"/>
-          <w:szCs w:val="26"/>
-          <w:lang w:val="es-MX"/>
-        </w:rPr>
         <w:t>la interminable sucesión de habitaciones.</w:t>
       </w:r>
     </w:p>
